--- a/HandsOn3/Hands-On 3.docx
+++ b/HandsOn3/Hands-On 3.docx
@@ -4,6 +4,11 @@
   <w:body>
     <w:p>
       <w:r>
+        <w:t>Elad Hayek - 211873542</w:t>
+      </w:r>
+    </w:p>
+    <w:p>
+      <w:r>
         <w:t>TEST</w:t>
       </w:r>
       <w:r>
@@ -39,6 +44,9 @@
     </w:p>
     <w:p>
       <w:r>
+        <w:rPr>
+          <w:noProof/>
+        </w:rPr>
         <w:drawing>
           <wp:inline distT="0" distB="0" distL="0" distR="0" wp14:anchorId="79CB0364" wp14:editId="0E07D40B">
             <wp:extent cx="5943600" cy="2369185"/>
@@ -78,6 +86,9 @@
     </w:p>
     <w:p>
       <w:r>
+        <w:rPr>
+          <w:noProof/>
+        </w:rPr>
         <w:drawing>
           <wp:inline distT="0" distB="0" distL="0" distR="0" wp14:anchorId="135AEEE6" wp14:editId="649C2ED6">
             <wp:extent cx="5943600" cy="4221480"/>
@@ -124,7 +135,6 @@
     <w:p/>
     <w:p>
       <w:r>
-        <w:lastRenderedPageBreak/>
         <w:t>TEST</w:t>
       </w:r>
       <w:r>
@@ -137,10 +147,7 @@
         <w:t xml:space="preserve"> - </w:t>
       </w:r>
       <w:r>
-        <w:t xml:space="preserve">Clean session </w:t>
-      </w:r>
-      <w:r>
-        <w:t xml:space="preserve">false, </w:t>
+        <w:t xml:space="preserve">Clean session false, </w:t>
       </w:r>
       <w:r>
         <w:t xml:space="preserve">QOS </w:t>
@@ -157,6 +164,9 @@
     </w:p>
     <w:p>
       <w:r>
+        <w:rPr>
+          <w:noProof/>
+        </w:rPr>
         <w:drawing>
           <wp:inline distT="0" distB="0" distL="0" distR="0" wp14:anchorId="3D8D6020" wp14:editId="72FBA4AC">
             <wp:extent cx="5943600" cy="3065780"/>
@@ -207,16 +217,7 @@
         <w:t xml:space="preserve"> </w:t>
       </w:r>
       <w:r>
-        <w:t>3 -</w:t>
-      </w:r>
-      <w:r>
-        <w:t xml:space="preserve"> Clean session </w:t>
-      </w:r>
-      <w:r>
-        <w:t>true</w:t>
-      </w:r>
-      <w:r>
-        <w:t xml:space="preserve">, QOS </w:t>
+        <w:t xml:space="preserve">3 - Clean session true, QOS </w:t>
       </w:r>
       <w:r>
         <w:rPr>
@@ -231,6 +232,9 @@
     </w:p>
     <w:p>
       <w:r>
+        <w:rPr>
+          <w:noProof/>
+        </w:rPr>
         <w:drawing>
           <wp:inline distT="0" distB="0" distL="0" distR="0" wp14:anchorId="731D5A2D" wp14:editId="390B32A9">
             <wp:extent cx="5943600" cy="2795905"/>
@@ -277,7 +281,6 @@
     <w:p/>
     <w:p>
       <w:r>
-        <w:lastRenderedPageBreak/>
         <w:t>TEST</w:t>
       </w:r>
       <w:r>
@@ -308,6 +311,9 @@
     </w:p>
     <w:p>
       <w:r>
+        <w:rPr>
+          <w:noProof/>
+        </w:rPr>
         <w:drawing>
           <wp:inline distT="0" distB="0" distL="0" distR="0" wp14:anchorId="4F99106F" wp14:editId="3A54E2B2">
             <wp:extent cx="5943600" cy="3192780"/>
@@ -347,18 +353,28 @@
     </w:p>
     <w:p>
       <w:r>
-        <w:t>After connecting once the message was delivered even if the subscriber wasn’t connected at the time of the publish.</w:t>
-      </w:r>
-    </w:p>
-    <w:p>
-      <w:r>
-        <w:t>TEST</w:t>
-      </w:r>
-      <w:r>
-        <w:t xml:space="preserve"> 5</w:t>
-      </w:r>
-      <w:r>
-        <w:t xml:space="preserve"> - Clean session false, QOS </w:t>
+        <w:t xml:space="preserve">After connecting </w:t>
+      </w:r>
+      <w:proofErr w:type="gramStart"/>
+      <w:r>
+        <w:t>once</w:t>
+      </w:r>
+      <w:proofErr w:type="gramEnd"/>
+      <w:r>
+        <w:t xml:space="preserve"> the message was delivered even if the subscriber wasn’t connected at the time of the </w:t>
+      </w:r>
+      <w:proofErr w:type="gramStart"/>
+      <w:r>
+        <w:t>publish</w:t>
+      </w:r>
+      <w:proofErr w:type="gramEnd"/>
+      <w:r>
+        <w:t>.</w:t>
+      </w:r>
+    </w:p>
+    <w:p>
+      <w:r>
+        <w:t xml:space="preserve">TEST 5 - Clean session false, QOS </w:t>
       </w:r>
       <w:r>
         <w:rPr>
@@ -368,14 +384,14 @@
         <w:t>1</w:t>
       </w:r>
       <w:r>
-        <w:t xml:space="preserve"> subscribe QOS 0 publish</w:t>
-      </w:r>
-      <w:r>
-        <w:t>, not retained:</w:t>
-      </w:r>
-    </w:p>
-    <w:p>
-      <w:r>
+        <w:t xml:space="preserve"> subscribe QOS 0 publish, not retained:</w:t>
+      </w:r>
+    </w:p>
+    <w:p>
+      <w:r>
+        <w:rPr>
+          <w:noProof/>
+        </w:rPr>
         <w:drawing>
           <wp:inline distT="0" distB="0" distL="0" distR="0" wp14:anchorId="095F29F5" wp14:editId="454B2941">
             <wp:extent cx="5943600" cy="3144520"/>
@@ -415,12 +431,15 @@
     </w:p>
     <w:p>
       <w:r>
+        <w:lastRenderedPageBreak/>
         <w:t>No message received.</w:t>
       </w:r>
     </w:p>
     <w:p>
       <w:r>
-        <w:lastRenderedPageBreak/>
+        <w:rPr>
+          <w:noProof/>
+        </w:rPr>
         <w:drawing>
           <wp:inline distT="0" distB="0" distL="0" distR="0" wp14:anchorId="5617016E" wp14:editId="4B9EAEC1">
             <wp:extent cx="4315427" cy="3524742"/>
@@ -466,10 +485,42 @@
         </w:rPr>
       </w:pPr>
       <w:r>
-        <w:t xml:space="preserve">Only when clean session is false and both publish and subscribe Qos is  &gt; 1 the message will always be received </w:t>
-      </w:r>
-      <w:r>
-        <w:t>but the subscriber have to connect at least once. When the message is retained it will always be delivered.</w:t>
+        <w:t xml:space="preserve">Only when clean session is false and both publish and subscribe </w:t>
+      </w:r>
+      <w:proofErr w:type="spellStart"/>
+      <w:r>
+        <w:t>Qos</w:t>
+      </w:r>
+      <w:proofErr w:type="spellEnd"/>
+      <w:r>
+        <w:t xml:space="preserve"> </w:t>
+      </w:r>
+      <w:proofErr w:type="gramStart"/>
+      <w:r>
+        <w:t>is  &gt;</w:t>
+      </w:r>
+      <w:proofErr w:type="gramEnd"/>
+      <w:r>
+        <w:t xml:space="preserve"> 1 the message will always be received </w:t>
+      </w:r>
+      <w:r>
+        <w:t xml:space="preserve">but the subscriber </w:t>
+      </w:r>
+      <w:proofErr w:type="gramStart"/>
+      <w:r>
+        <w:t>have</w:t>
+      </w:r>
+      <w:proofErr w:type="gramEnd"/>
+      <w:r>
+        <w:t xml:space="preserve"> to connect at least once. When the message is </w:t>
+      </w:r>
+      <w:proofErr w:type="gramStart"/>
+      <w:r>
+        <w:t>retained</w:t>
+      </w:r>
+      <w:proofErr w:type="gramEnd"/>
+      <w:r>
+        <w:t xml:space="preserve"> it will always be delivered.</w:t>
       </w:r>
     </w:p>
     <w:sectPr>
